--- a/Programacion II/Kit docente/Clase 13/Quiz Clase 13 - VetCare.docx
+++ b/Programacion II/Kit docente/Clase 13/Quiz Clase 13 - VetCare.docx
@@ -267,7 +267,7 @@
           <w:color w:val="2B2B2B"/>
           <w:sz w:val="21"/>
         </w:rPr>
-        <w:t xml:space="preserve">     C) Solo aparece una advertencia amarilla en NetBeans</w:t>
+        <w:t xml:space="preserve">     C) Solo aparece una advertencia amarilla en VS Code</w:t>
       </w:r>
     </w:p>
     <w:p>
